--- a/docs/manual_usuario/Manual_CoordenacaoOP.docx
+++ b/docs/manual_usuario/Manual_CoordenacaoOP.docx
@@ -155,19 +155,7 @@
           <w:rPr>
             <w:rStyle w:val="Hyperlink"/>
           </w:rPr>
-          <w:t>https://github.com/thenriques45-dot/coordenacao-op/releas</w:t>
-        </w:r>
-        <w:r>
-          <w:rPr>
-            <w:rStyle w:val="Hyperlink"/>
-          </w:rPr>
-          <w:t>e</w:t>
-        </w:r>
-        <w:r>
-          <w:rPr>
-            <w:rStyle w:val="Hyperlink"/>
-          </w:rPr>
-          <w:t>s/latest</w:t>
+          <w:t>https://github.com/thenriques45-dot/coordenacao-op/releases/latest</w:t>
         </w:r>
       </w:hyperlink>
     </w:p>
@@ -176,6 +164,9 @@
         <w:jc w:val="center"/>
       </w:pPr>
       <w:r>
+        <w:rPr>
+          <w:noProof/>
+        </w:rPr>
         <w:lastRenderedPageBreak/>
         <w:drawing>
           <wp:inline distT="0" distB="0" distL="0" distR="0" wp14:anchorId="3A789989" wp14:editId="47C35205">
@@ -265,6 +256,9 @@
         <w:jc w:val="center"/>
       </w:pPr>
       <w:r>
+        <w:rPr>
+          <w:noProof/>
+        </w:rPr>
         <w:drawing>
           <wp:inline distT="0" distB="0" distL="0" distR="0" wp14:anchorId="33BDB8A9" wp14:editId="42F4C961">
             <wp:extent cx="6583680" cy="2625725"/>
@@ -376,7 +370,135 @@
         <w:pStyle w:val="Numerada"/>
       </w:pPr>
       <w:r>
-        <w:t>Se o Windows mostrar uma tela de proteção, confirme que deseja executar o instalador apenas se o arquivo veio da página oficial do GitHub.</w:t>
+        <w:t xml:space="preserve">Se o Windows mostrar uma tela de proteção, confirme que </w:t>
+      </w:r>
+      <w:proofErr w:type="spellStart"/>
+      <w:r>
+        <w:t>deseja</w:t>
+      </w:r>
+      <w:proofErr w:type="spellEnd"/>
+      <w:r>
+        <w:t xml:space="preserve"> </w:t>
+      </w:r>
+      <w:proofErr w:type="spellStart"/>
+      <w:r>
+        <w:t>executar</w:t>
+      </w:r>
+      <w:proofErr w:type="spellEnd"/>
+      <w:r>
+        <w:t xml:space="preserve"> o </w:t>
+      </w:r>
+      <w:proofErr w:type="spellStart"/>
+      <w:r>
+        <w:t>instalador</w:t>
+      </w:r>
+      <w:proofErr w:type="spellEnd"/>
+      <w:r>
+        <w:t xml:space="preserve">, </w:t>
+      </w:r>
+      <w:proofErr w:type="spellStart"/>
+      <w:r>
+        <w:t>essa</w:t>
+      </w:r>
+      <w:proofErr w:type="spellEnd"/>
+      <w:r>
+        <w:t xml:space="preserve"> </w:t>
+      </w:r>
+      <w:proofErr w:type="spellStart"/>
+      <w:r>
+        <w:t>mensagem</w:t>
+      </w:r>
+      <w:proofErr w:type="spellEnd"/>
+      <w:r>
+        <w:t xml:space="preserve"> </w:t>
+      </w:r>
+      <w:proofErr w:type="spellStart"/>
+      <w:r>
+        <w:t>aparece</w:t>
+      </w:r>
+      <w:proofErr w:type="spellEnd"/>
+      <w:r>
+        <w:t xml:space="preserve"> pois é </w:t>
+      </w:r>
+      <w:proofErr w:type="spellStart"/>
+      <w:r>
+        <w:t>preciso</w:t>
+      </w:r>
+      <w:proofErr w:type="spellEnd"/>
+      <w:r>
+        <w:t xml:space="preserve"> </w:t>
+      </w:r>
+      <w:proofErr w:type="spellStart"/>
+      <w:r>
+        <w:t>pagar</w:t>
+      </w:r>
+      <w:proofErr w:type="spellEnd"/>
+      <w:r>
+        <w:t xml:space="preserve"> para a Microsoft para </w:t>
+      </w:r>
+      <w:proofErr w:type="spellStart"/>
+      <w:r>
+        <w:t>obter</w:t>
+      </w:r>
+      <w:proofErr w:type="spellEnd"/>
+      <w:r>
+        <w:t xml:space="preserve"> </w:t>
+      </w:r>
+      <w:proofErr w:type="spellStart"/>
+      <w:r>
+        <w:t>uma</w:t>
+      </w:r>
+      <w:proofErr w:type="spellEnd"/>
+      <w:r>
+        <w:t xml:space="preserve"> </w:t>
+      </w:r>
+      <w:proofErr w:type="spellStart"/>
+      <w:r>
+        <w:t>certificação</w:t>
+      </w:r>
+      <w:proofErr w:type="spellEnd"/>
+      <w:r>
+        <w:t xml:space="preserve"> </w:t>
+      </w:r>
+      <w:proofErr w:type="spellStart"/>
+      <w:r>
+        <w:t>que</w:t>
+      </w:r>
+      <w:proofErr w:type="spellEnd"/>
+      <w:r>
+        <w:t xml:space="preserve"> impede </w:t>
+      </w:r>
+      <w:proofErr w:type="gramStart"/>
+      <w:r>
+        <w:t>a</w:t>
+      </w:r>
+      <w:proofErr w:type="gramEnd"/>
+      <w:r>
+        <w:t xml:space="preserve"> </w:t>
+      </w:r>
+      <w:proofErr w:type="spellStart"/>
+      <w:r>
+        <w:t>exibição</w:t>
+      </w:r>
+      <w:proofErr w:type="spellEnd"/>
+      <w:r>
+        <w:t xml:space="preserve"> </w:t>
+      </w:r>
+      <w:proofErr w:type="spellStart"/>
+      <w:r>
+        <w:t>deste</w:t>
+      </w:r>
+      <w:proofErr w:type="spellEnd"/>
+      <w:r>
+        <w:t xml:space="preserve"> </w:t>
+      </w:r>
+      <w:proofErr w:type="spellStart"/>
+      <w:r>
+        <w:t>alerta</w:t>
+      </w:r>
+      <w:proofErr w:type="spellEnd"/>
+      <w:r>
+        <w:t>.</w:t>
       </w:r>
     </w:p>
     <w:p>
